--- a/flow/20230914_vu_template/drafts/2024-11-u/28-ЧТ-Стефана.docx
+++ b/flow/20230914_vu_template/drafts/2024-11-u/28-ЧТ-Стефана.docx
@@ -10125,12 +10125,8 @@
     </w:p>
     <w:p>
       <w:pPr>
-        <w:spacing w:after="120"/>
-        <w:rPr>
-          <w:rFonts w:ascii="Times New Roman" w:hAnsi="Times New Roman"/>
-          <w:sz w:val="24"/>
-          <w:szCs w:val="24"/>
-        </w:rPr>
+        <w:pStyle w:val="Normal"/>
+        <w:spacing w:after="120"/>
       </w:pPr>
       <w:r>
         <w:rPr>
@@ -10138,15 +10134,24 @@
           <w:b/>
           <w:color w:val="000000"/>
           <w:sz w:val="24"/>
-          <w:szCs w:val="24"/>
-        </w:rPr>
-        <w:t>Го</w:t>
-      </w:r>
-      <w:r>
-        <w:rPr>
-          <w:rFonts w:ascii="Times New Roman" w:hAnsi="Times New Roman"/>
-          <w:sz w:val="24"/>
-          <w:szCs w:val="24"/>
+        </w:rPr>
+        <w:t xml:space="preserve">Го́споди, взива́ю я до Те́бе, ви́слухай мене́.* </w:t>
+      </w:r>
+      <w:r>
+        <w:rPr>
+          <w:rFonts w:ascii="Times New Roman" w:hAnsi="Times New Roman"/>
+          <w:b/>
+          <w:color w:val="000000"/>
+          <w:sz w:val="24"/>
+        </w:rPr>
+        <w:t>Ви</w:t>
+      </w:r>
+      <w:r>
+        <w:rPr>
+          <w:rFonts w:ascii="Times New Roman" w:hAnsi="Times New Roman"/>
+          <w:b/>
+          <w:color w:val="000000"/>
+          <w:sz w:val="24"/>
         </w:rPr>
         <w:t>́</w:t>
       </w:r>
@@ -10156,15 +10161,69 @@
           <w:b/>
           <w:color w:val="000000"/>
           <w:sz w:val="24"/>
-          <w:szCs w:val="24"/>
+        </w:rPr>
+        <w:t>слухай мене</w:t>
+      </w:r>
+      <w:r>
+        <w:rPr>
+          <w:rFonts w:ascii="Times New Roman" w:hAnsi="Times New Roman"/>
+          <w:b/>
+          <w:color w:val="000000"/>
+          <w:sz w:val="24"/>
+        </w:rPr>
+        <w:t>́</w:t>
+      </w:r>
+      <w:r>
+        <w:rPr>
+          <w:rFonts w:ascii="Times New Roman" w:hAnsi="Times New Roman"/>
+          <w:b/>
+          <w:color w:val="000000"/>
+          <w:sz w:val="24"/>
+        </w:rPr>
+        <w:t>, Го</w:t>
+      </w:r>
+      <w:r>
+        <w:rPr>
+          <w:rFonts w:ascii="Times New Roman" w:hAnsi="Times New Roman"/>
+          <w:b/>
+          <w:color w:val="000000"/>
+          <w:sz w:val="24"/>
+        </w:rPr>
+        <w:t>́</w:t>
+      </w:r>
+      <w:r>
+        <w:rPr>
+          <w:rFonts w:ascii="Times New Roman" w:hAnsi="Times New Roman"/>
+          <w:b/>
+          <w:color w:val="000000"/>
+          <w:sz w:val="24"/>
+        </w:rPr>
+        <w:t>споди.* Го</w:t>
+      </w:r>
+      <w:r>
+        <w:rPr>
+          <w:rFonts w:ascii="Times New Roman" w:hAnsi="Times New Roman"/>
+          <w:b/>
+          <w:color w:val="000000"/>
+          <w:sz w:val="24"/>
+        </w:rPr>
+        <w:t>́</w:t>
+      </w:r>
+      <w:r>
+        <w:rPr>
+          <w:rFonts w:ascii="Times New Roman" w:hAnsi="Times New Roman"/>
+          <w:b/>
+          <w:color w:val="000000"/>
+          <w:sz w:val="24"/>
         </w:rPr>
         <w:t>споди, взива</w:t>
       </w:r>
       <w:r>
         <w:rPr>
           <w:rFonts w:ascii="Times New Roman" w:hAnsi="Times New Roman"/>
-          <w:sz w:val="24"/>
-          <w:szCs w:val="24"/>
+          <w:b/>
+          <w:color w:val="000000"/>
+          <w:sz w:val="24"/>
         </w:rPr>
         <w:t>́</w:t>
       </w:r>
@@ -10174,15 +10233,15 @@
           <w:b/>
           <w:color w:val="000000"/>
           <w:sz w:val="24"/>
-          <w:szCs w:val="24"/>
         </w:rPr>
         <w:t>ю я до Те</w:t>
       </w:r>
       <w:r>
         <w:rPr>
           <w:rFonts w:ascii="Times New Roman" w:hAnsi="Times New Roman"/>
-          <w:sz w:val="24"/>
-          <w:szCs w:val="24"/>
+          <w:b/>
+          <w:color w:val="000000"/>
+          <w:sz w:val="24"/>
         </w:rPr>
         <w:t>́</w:t>
       </w:r>
@@ -10192,15 +10251,15 @@
           <w:b/>
           <w:color w:val="000000"/>
           <w:sz w:val="24"/>
-          <w:szCs w:val="24"/>
         </w:rPr>
         <w:t>бе, ви</w:t>
       </w:r>
       <w:r>
         <w:rPr>
           <w:rFonts w:ascii="Times New Roman" w:hAnsi="Times New Roman"/>
-          <w:sz w:val="24"/>
-          <w:szCs w:val="24"/>
+          <w:b/>
+          <w:color w:val="000000"/>
+          <w:sz w:val="24"/>
         </w:rPr>
         <w:t>́</w:t>
       </w:r>
@@ -10210,15 +10269,15 @@
           <w:b/>
           <w:color w:val="000000"/>
           <w:sz w:val="24"/>
-          <w:szCs w:val="24"/>
         </w:rPr>
         <w:t>слухай мене</w:t>
       </w:r>
       <w:r>
         <w:rPr>
           <w:rFonts w:ascii="Times New Roman" w:hAnsi="Times New Roman"/>
-          <w:sz w:val="24"/>
-          <w:szCs w:val="24"/>
+          <w:b/>
+          <w:color w:val="000000"/>
+          <w:sz w:val="24"/>
         </w:rPr>
         <w:t>́</w:t>
       </w:r>
@@ -10228,15 +10287,15 @@
           <w:b/>
           <w:color w:val="000000"/>
           <w:sz w:val="24"/>
-          <w:szCs w:val="24"/>
-        </w:rPr>
-        <w:t>.* Ви</w:t>
-      </w:r>
-      <w:r>
-        <w:rPr>
-          <w:rFonts w:ascii="Times New Roman" w:hAnsi="Times New Roman"/>
-          <w:sz w:val="24"/>
-          <w:szCs w:val="24"/>
+        </w:rPr>
+        <w:t>.* Почу</w:t>
+      </w:r>
+      <w:r>
+        <w:rPr>
+          <w:rFonts w:ascii="Times New Roman" w:hAnsi="Times New Roman"/>
+          <w:b/>
+          <w:color w:val="000000"/>
+          <w:sz w:val="24"/>
         </w:rPr>
         <w:t>́</w:t>
       </w:r>
@@ -10246,15 +10305,15 @@
           <w:b/>
           <w:color w:val="000000"/>
           <w:sz w:val="24"/>
-          <w:szCs w:val="24"/>
-        </w:rPr>
-        <w:t>слухай мене, Го</w:t>
-      </w:r>
-      <w:r>
-        <w:rPr>
-          <w:rFonts w:ascii="Times New Roman" w:hAnsi="Times New Roman"/>
-          <w:sz w:val="24"/>
-          <w:szCs w:val="24"/>
+        </w:rPr>
+        <w:t>й го</w:t>
+      </w:r>
+      <w:r>
+        <w:rPr>
+          <w:rFonts w:ascii="Times New Roman" w:hAnsi="Times New Roman"/>
+          <w:b/>
+          <w:color w:val="000000"/>
+          <w:sz w:val="24"/>
         </w:rPr>
         <w:t>́</w:t>
       </w:r>
@@ -10264,15 +10323,15 @@
           <w:b/>
           <w:color w:val="000000"/>
           <w:sz w:val="24"/>
-          <w:szCs w:val="24"/>
-        </w:rPr>
-        <w:t>споди.* Го</w:t>
-      </w:r>
-      <w:r>
-        <w:rPr>
-          <w:rFonts w:ascii="Times New Roman" w:hAnsi="Times New Roman"/>
-          <w:sz w:val="24"/>
-          <w:szCs w:val="24"/>
+        </w:rPr>
+        <w:t>лос молі</w:t>
+      </w:r>
+      <w:r>
+        <w:rPr>
+          <w:rFonts w:ascii="Times New Roman" w:hAnsi="Times New Roman"/>
+          <w:b/>
+          <w:color w:val="000000"/>
+          <w:sz w:val="24"/>
         </w:rPr>
         <w:t>́</w:t>
       </w:r>
@@ -10282,15 +10341,15 @@
           <w:b/>
           <w:color w:val="000000"/>
           <w:sz w:val="24"/>
-          <w:szCs w:val="24"/>
-        </w:rPr>
-        <w:t>споди, взива</w:t>
-      </w:r>
-      <w:r>
-        <w:rPr>
-          <w:rFonts w:ascii="Times New Roman" w:hAnsi="Times New Roman"/>
-          <w:sz w:val="24"/>
-          <w:szCs w:val="24"/>
+        </w:rPr>
+        <w:t>ння мого</w:t>
+      </w:r>
+      <w:r>
+        <w:rPr>
+          <w:rFonts w:ascii="Times New Roman" w:hAnsi="Times New Roman"/>
+          <w:b/>
+          <w:color w:val="000000"/>
+          <w:sz w:val="24"/>
         </w:rPr>
         <w:t>́</w:t>
       </w:r>
@@ -10300,15 +10359,15 @@
           <w:b/>
           <w:color w:val="000000"/>
           <w:sz w:val="24"/>
-          <w:szCs w:val="24"/>
-        </w:rPr>
-        <w:t>ю я до Те</w:t>
-      </w:r>
-      <w:r>
-        <w:rPr>
-          <w:rFonts w:ascii="Times New Roman" w:hAnsi="Times New Roman"/>
-          <w:sz w:val="24"/>
-          <w:szCs w:val="24"/>
+        </w:rPr>
+        <w:t>,* коли</w:t>
+      </w:r>
+      <w:r>
+        <w:rPr>
+          <w:rFonts w:ascii="Times New Roman" w:hAnsi="Times New Roman"/>
+          <w:b/>
+          <w:color w:val="000000"/>
+          <w:sz w:val="24"/>
         </w:rPr>
         <w:t>́</w:t>
       </w:r>
@@ -10318,15 +10377,15 @@
           <w:b/>
           <w:color w:val="000000"/>
           <w:sz w:val="24"/>
-          <w:szCs w:val="24"/>
-        </w:rPr>
-        <w:t>бе, ви</w:t>
-      </w:r>
-      <w:r>
-        <w:rPr>
-          <w:rFonts w:ascii="Times New Roman" w:hAnsi="Times New Roman"/>
-          <w:sz w:val="24"/>
-          <w:szCs w:val="24"/>
+        </w:rPr>
+        <w:t xml:space="preserve"> взива</w:t>
+      </w:r>
+      <w:r>
+        <w:rPr>
+          <w:rFonts w:ascii="Times New Roman" w:hAnsi="Times New Roman"/>
+          <w:b/>
+          <w:color w:val="000000"/>
+          <w:sz w:val="24"/>
         </w:rPr>
         <w:t>́</w:t>
       </w:r>
@@ -10336,15 +10395,51 @@
           <w:b/>
           <w:color w:val="000000"/>
           <w:sz w:val="24"/>
-          <w:szCs w:val="24"/>
+        </w:rPr>
+        <w:t>ю до Те</w:t>
+      </w:r>
+      <w:r>
+        <w:rPr>
+          <w:rFonts w:ascii="Times New Roman" w:hAnsi="Times New Roman"/>
+          <w:b/>
+          <w:color w:val="000000"/>
+          <w:sz w:val="24"/>
+        </w:rPr>
+        <w:t>́</w:t>
+      </w:r>
+      <w:r>
+        <w:rPr>
+          <w:rFonts w:ascii="Times New Roman" w:hAnsi="Times New Roman"/>
+          <w:b/>
+          <w:color w:val="000000"/>
+          <w:sz w:val="24"/>
+        </w:rPr>
+        <w:t>бе.* Ви</w:t>
+      </w:r>
+      <w:r>
+        <w:rPr>
+          <w:rFonts w:ascii="Times New Roman" w:hAnsi="Times New Roman"/>
+          <w:b/>
+          <w:color w:val="000000"/>
+          <w:sz w:val="24"/>
+        </w:rPr>
+        <w:t>́</w:t>
+      </w:r>
+      <w:r>
+        <w:rPr>
+          <w:rFonts w:ascii="Times New Roman" w:hAnsi="Times New Roman"/>
+          <w:b/>
+          <w:color w:val="000000"/>
+          <w:sz w:val="24"/>
         </w:rPr>
         <w:t>слухай мене</w:t>
       </w:r>
       <w:r>
         <w:rPr>
           <w:rFonts w:ascii="Times New Roman" w:hAnsi="Times New Roman"/>
-          <w:sz w:val="24"/>
-          <w:szCs w:val="24"/>
+          <w:b/>
+          <w:color w:val="000000"/>
+          <w:sz w:val="24"/>
         </w:rPr>
         <w:t>́</w:t>
       </w:r>
@@ -10354,15 +10449,15 @@
           <w:b/>
           <w:color w:val="000000"/>
           <w:sz w:val="24"/>
-          <w:szCs w:val="24"/>
-        </w:rPr>
-        <w:t>.* Почу</w:t>
-      </w:r>
-      <w:r>
-        <w:rPr>
-          <w:rFonts w:ascii="Times New Roman" w:hAnsi="Times New Roman"/>
-          <w:sz w:val="24"/>
-          <w:szCs w:val="24"/>
+        </w:rPr>
+        <w:t>, Го</w:t>
+      </w:r>
+      <w:r>
+        <w:rPr>
+          <w:rFonts w:ascii="Times New Roman" w:hAnsi="Times New Roman"/>
+          <w:b/>
+          <w:color w:val="000000"/>
+          <w:sz w:val="24"/>
         </w:rPr>
         <w:t>́</w:t>
       </w:r>
@@ -10372,15 +10467,30 @@
           <w:b/>
           <w:color w:val="000000"/>
           <w:sz w:val="24"/>
-          <w:szCs w:val="24"/>
-        </w:rPr>
-        <w:t>й го</w:t>
-      </w:r>
-      <w:r>
-        <w:rPr>
-          <w:rFonts w:ascii="Times New Roman" w:hAnsi="Times New Roman"/>
-          <w:sz w:val="24"/>
-          <w:szCs w:val="24"/>
+        </w:rPr>
+        <w:t>споди.</w:t>
+      </w:r>
+    </w:p>
+    <w:p>
+      <w:pPr>
+        <w:pStyle w:val="Normal"/>
+        <w:spacing w:after="120"/>
+      </w:pPr>
+      <w:r>
+        <w:rPr>
+          <w:rFonts w:ascii="Times New Roman" w:hAnsi="Times New Roman"/>
+          <w:b/>
+          <w:color w:val="000000"/>
+          <w:sz w:val="24"/>
+        </w:rPr>
+        <w:t>Неха</w:t>
+      </w:r>
+      <w:r>
+        <w:rPr>
+          <w:rFonts w:ascii="Times New Roman" w:hAnsi="Times New Roman"/>
+          <w:b/>
+          <w:color w:val="000000"/>
+          <w:sz w:val="24"/>
         </w:rPr>
         <w:t>́</w:t>
       </w:r>
@@ -10390,15 +10500,15 @@
           <w:b/>
           <w:color w:val="000000"/>
           <w:sz w:val="24"/>
-          <w:szCs w:val="24"/>
-        </w:rPr>
-        <w:t>лос молі</w:t>
-      </w:r>
-      <w:r>
-        <w:rPr>
-          <w:rFonts w:ascii="Times New Roman" w:hAnsi="Times New Roman"/>
-          <w:sz w:val="24"/>
-          <w:szCs w:val="24"/>
+        </w:rPr>
+        <w:t>й піднесе</w:t>
+      </w:r>
+      <w:r>
+        <w:rPr>
+          <w:rFonts w:ascii="Times New Roman" w:hAnsi="Times New Roman"/>
+          <w:b/>
+          <w:color w:val="000000"/>
+          <w:sz w:val="24"/>
         </w:rPr>
         <w:t>́</w:t>
       </w:r>
@@ -10408,15 +10518,15 @@
           <w:b/>
           <w:color w:val="000000"/>
           <w:sz w:val="24"/>
-          <w:szCs w:val="24"/>
-        </w:rPr>
-        <w:t>ння мого</w:t>
-      </w:r>
-      <w:r>
-        <w:rPr>
-          <w:rFonts w:ascii="Times New Roman" w:hAnsi="Times New Roman"/>
-          <w:sz w:val="24"/>
-          <w:szCs w:val="24"/>
+        </w:rPr>
+        <w:t>ться моли</w:t>
+      </w:r>
+      <w:r>
+        <w:rPr>
+          <w:rFonts w:ascii="Times New Roman" w:hAnsi="Times New Roman"/>
+          <w:b/>
+          <w:color w:val="000000"/>
+          <w:sz w:val="24"/>
         </w:rPr>
         <w:t>́</w:t>
       </w:r>
@@ -10426,15 +10536,15 @@
           <w:b/>
           <w:color w:val="000000"/>
           <w:sz w:val="24"/>
-          <w:szCs w:val="24"/>
-        </w:rPr>
-        <w:t>,* коли</w:t>
-      </w:r>
-      <w:r>
-        <w:rPr>
-          <w:rFonts w:ascii="Times New Roman" w:hAnsi="Times New Roman"/>
-          <w:sz w:val="24"/>
-          <w:szCs w:val="24"/>
+        </w:rPr>
+        <w:t>тва моя</w:t>
+      </w:r>
+      <w:r>
+        <w:rPr>
+          <w:rFonts w:ascii="Times New Roman" w:hAnsi="Times New Roman"/>
+          <w:b/>
+          <w:color w:val="000000"/>
+          <w:sz w:val="24"/>
         </w:rPr>
         <w:t>́</w:t>
       </w:r>
@@ -10444,15 +10554,15 @@
           <w:b/>
           <w:color w:val="000000"/>
           <w:sz w:val="24"/>
-          <w:szCs w:val="24"/>
-        </w:rPr>
-        <w:t xml:space="preserve"> взива</w:t>
-      </w:r>
-      <w:r>
-        <w:rPr>
-          <w:rFonts w:ascii="Times New Roman" w:hAnsi="Times New Roman"/>
-          <w:sz w:val="24"/>
-          <w:szCs w:val="24"/>
+        </w:rPr>
+        <w:t>,* мов кади</w:t>
+      </w:r>
+      <w:r>
+        <w:rPr>
+          <w:rFonts w:ascii="Times New Roman" w:hAnsi="Times New Roman"/>
+          <w:b/>
+          <w:color w:val="000000"/>
+          <w:sz w:val="24"/>
         </w:rPr>
         <w:t>́</w:t>
       </w:r>
@@ -10462,15 +10572,15 @@
           <w:b/>
           <w:color w:val="000000"/>
           <w:sz w:val="24"/>
-          <w:szCs w:val="24"/>
-        </w:rPr>
-        <w:t>ю до Те</w:t>
-      </w:r>
-      <w:r>
-        <w:rPr>
-          <w:rFonts w:ascii="Times New Roman" w:hAnsi="Times New Roman"/>
-          <w:sz w:val="24"/>
-          <w:szCs w:val="24"/>
+        </w:rPr>
+        <w:t>ло пе</w:t>
+      </w:r>
+      <w:r>
+        <w:rPr>
+          <w:rFonts w:ascii="Times New Roman" w:hAnsi="Times New Roman"/>
+          <w:b/>
+          <w:color w:val="000000"/>
+          <w:sz w:val="24"/>
         </w:rPr>
         <w:t>́</w:t>
       </w:r>
@@ -10480,15 +10590,15 @@
           <w:b/>
           <w:color w:val="000000"/>
           <w:sz w:val="24"/>
-          <w:szCs w:val="24"/>
-        </w:rPr>
-        <w:t>бе.* Ви</w:t>
-      </w:r>
-      <w:r>
-        <w:rPr>
-          <w:rFonts w:ascii="Times New Roman" w:hAnsi="Times New Roman"/>
-          <w:sz w:val="24"/>
-          <w:szCs w:val="24"/>
+        </w:rPr>
+        <w:t>ред Тобо</w:t>
+      </w:r>
+      <w:r>
+        <w:rPr>
+          <w:rFonts w:ascii="Times New Roman" w:hAnsi="Times New Roman"/>
+          <w:b/>
+          <w:color w:val="000000"/>
+          <w:sz w:val="24"/>
         </w:rPr>
         <w:t>́</w:t>
       </w:r>
@@ -10498,15 +10608,114 @@
           <w:b/>
           <w:color w:val="000000"/>
           <w:sz w:val="24"/>
-          <w:szCs w:val="24"/>
+        </w:rPr>
+        <w:t>ю;* підно</w:t>
+      </w:r>
+      <w:r>
+        <w:rPr>
+          <w:rFonts w:ascii="Times New Roman" w:hAnsi="Times New Roman"/>
+          <w:b/>
+          <w:color w:val="000000"/>
+          <w:sz w:val="24"/>
+        </w:rPr>
+        <w:t>́</w:t>
+      </w:r>
+      <w:r>
+        <w:rPr>
+          <w:rFonts w:ascii="Times New Roman" w:hAnsi="Times New Roman"/>
+          <w:b/>
+          <w:color w:val="000000"/>
+          <w:sz w:val="24"/>
+        </w:rPr>
+        <w:t>шення рук мої</w:t>
+      </w:r>
+      <w:r>
+        <w:rPr>
+          <w:rFonts w:ascii="Times New Roman" w:hAnsi="Times New Roman"/>
+          <w:b/>
+          <w:color w:val="000000"/>
+          <w:sz w:val="24"/>
+        </w:rPr>
+        <w:t>́</w:t>
+      </w:r>
+      <w:r>
+        <w:rPr>
+          <w:rFonts w:ascii="Times New Roman" w:hAnsi="Times New Roman"/>
+          <w:b/>
+          <w:color w:val="000000"/>
+          <w:sz w:val="24"/>
+        </w:rPr>
+        <w:t>х,* як же</w:t>
+      </w:r>
+      <w:r>
+        <w:rPr>
+          <w:rFonts w:ascii="Times New Roman" w:hAnsi="Times New Roman"/>
+          <w:b/>
+          <w:color w:val="000000"/>
+          <w:sz w:val="24"/>
+        </w:rPr>
+        <w:t>́</w:t>
+      </w:r>
+      <w:r>
+        <w:rPr>
+          <w:rFonts w:ascii="Times New Roman" w:hAnsi="Times New Roman"/>
+          <w:b/>
+          <w:color w:val="000000"/>
+          <w:sz w:val="24"/>
+        </w:rPr>
+        <w:t>ртва вечі</w:t>
+      </w:r>
+      <w:r>
+        <w:rPr>
+          <w:rFonts w:ascii="Times New Roman" w:hAnsi="Times New Roman"/>
+          <w:b/>
+          <w:color w:val="000000"/>
+          <w:sz w:val="24"/>
+        </w:rPr>
+        <w:t>́</w:t>
+      </w:r>
+      <w:r>
+        <w:rPr>
+          <w:rFonts w:ascii="Times New Roman" w:hAnsi="Times New Roman"/>
+          <w:b/>
+          <w:color w:val="000000"/>
+          <w:sz w:val="24"/>
+        </w:rPr>
+        <w:t xml:space="preserve">рня.* </w:t>
+      </w:r>
+      <w:r>
+        <w:rPr>
+          <w:rFonts w:ascii="Times New Roman" w:hAnsi="Times New Roman"/>
+          <w:b/>
+          <w:color w:val="000000"/>
+          <w:sz w:val="24"/>
+        </w:rPr>
+        <w:t>Ви</w:t>
+      </w:r>
+      <w:r>
+        <w:rPr>
+          <w:rFonts w:ascii="Times New Roman" w:hAnsi="Times New Roman"/>
+          <w:b/>
+          <w:color w:val="000000"/>
+          <w:sz w:val="24"/>
+        </w:rPr>
+        <w:t>́</w:t>
+      </w:r>
+      <w:r>
+        <w:rPr>
+          <w:rFonts w:ascii="Times New Roman" w:hAnsi="Times New Roman"/>
+          <w:b/>
+          <w:color w:val="000000"/>
+          <w:sz w:val="24"/>
         </w:rPr>
         <w:t>слухай мене</w:t>
       </w:r>
       <w:r>
         <w:rPr>
           <w:rFonts w:ascii="Times New Roman" w:hAnsi="Times New Roman"/>
-          <w:sz w:val="24"/>
-          <w:szCs w:val="24"/>
+          <w:b/>
+          <w:color w:val="000000"/>
+          <w:sz w:val="24"/>
         </w:rPr>
         <w:t>́</w:t>
       </w:r>
@@ -10516,15 +10725,15 @@
           <w:b/>
           <w:color w:val="000000"/>
           <w:sz w:val="24"/>
-          <w:szCs w:val="24"/>
         </w:rPr>
         <w:t>, Го</w:t>
       </w:r>
       <w:r>
         <w:rPr>
           <w:rFonts w:ascii="Times New Roman" w:hAnsi="Times New Roman"/>
-          <w:sz w:val="24"/>
-          <w:szCs w:val="24"/>
+          <w:b/>
+          <w:color w:val="000000"/>
+          <w:sz w:val="24"/>
         </w:rPr>
         <w:t>́</w:t>
       </w:r>
@@ -10534,279 +10743,6 @@
           <w:b/>
           <w:color w:val="000000"/>
           <w:sz w:val="24"/>
-          <w:szCs w:val="24"/>
-        </w:rPr>
-        <w:t>споди.</w:t>
-      </w:r>
-    </w:p>
-    <w:p>
-      <w:pPr>
-        <w:spacing w:after="120"/>
-        <w:rPr>
-          <w:rFonts w:ascii="Times New Roman" w:hAnsi="Times New Roman"/>
-          <w:sz w:val="24"/>
-          <w:szCs w:val="24"/>
-        </w:rPr>
-      </w:pPr>
-      <w:r>
-        <w:rPr>
-          <w:rFonts w:ascii="Times New Roman" w:hAnsi="Times New Roman"/>
-          <w:b/>
-          <w:color w:val="000000"/>
-          <w:sz w:val="24"/>
-          <w:szCs w:val="24"/>
-        </w:rPr>
-        <w:t>Неха</w:t>
-      </w:r>
-      <w:r>
-        <w:rPr>
-          <w:rFonts w:ascii="Times New Roman" w:hAnsi="Times New Roman"/>
-          <w:sz w:val="24"/>
-          <w:szCs w:val="24"/>
-        </w:rPr>
-        <w:t>́</w:t>
-      </w:r>
-      <w:r>
-        <w:rPr>
-          <w:rFonts w:ascii="Times New Roman" w:hAnsi="Times New Roman"/>
-          <w:b/>
-          <w:color w:val="000000"/>
-          <w:sz w:val="24"/>
-          <w:szCs w:val="24"/>
-        </w:rPr>
-        <w:t>й піднесе</w:t>
-      </w:r>
-      <w:r>
-        <w:rPr>
-          <w:rFonts w:ascii="Times New Roman" w:hAnsi="Times New Roman"/>
-          <w:sz w:val="24"/>
-          <w:szCs w:val="24"/>
-        </w:rPr>
-        <w:t>́</w:t>
-      </w:r>
-      <w:r>
-        <w:rPr>
-          <w:rFonts w:ascii="Times New Roman" w:hAnsi="Times New Roman"/>
-          <w:b/>
-          <w:color w:val="000000"/>
-          <w:sz w:val="24"/>
-          <w:szCs w:val="24"/>
-        </w:rPr>
-        <w:t>ться моли</w:t>
-      </w:r>
-      <w:r>
-        <w:rPr>
-          <w:rFonts w:ascii="Times New Roman" w:hAnsi="Times New Roman"/>
-          <w:sz w:val="24"/>
-          <w:szCs w:val="24"/>
-        </w:rPr>
-        <w:t>́</w:t>
-      </w:r>
-      <w:r>
-        <w:rPr>
-          <w:rFonts w:ascii="Times New Roman" w:hAnsi="Times New Roman"/>
-          <w:b/>
-          <w:color w:val="000000"/>
-          <w:sz w:val="24"/>
-          <w:szCs w:val="24"/>
-        </w:rPr>
-        <w:t>тва моя</w:t>
-      </w:r>
-      <w:r>
-        <w:rPr>
-          <w:rFonts w:ascii="Times New Roman" w:hAnsi="Times New Roman"/>
-          <w:sz w:val="24"/>
-          <w:szCs w:val="24"/>
-        </w:rPr>
-        <w:t>́</w:t>
-      </w:r>
-      <w:r>
-        <w:rPr>
-          <w:rFonts w:ascii="Times New Roman" w:hAnsi="Times New Roman"/>
-          <w:b/>
-          <w:color w:val="000000"/>
-          <w:sz w:val="24"/>
-          <w:szCs w:val="24"/>
-        </w:rPr>
-        <w:t>,* мов кади</w:t>
-      </w:r>
-      <w:r>
-        <w:rPr>
-          <w:rFonts w:ascii="Times New Roman" w:hAnsi="Times New Roman"/>
-          <w:sz w:val="24"/>
-          <w:szCs w:val="24"/>
-        </w:rPr>
-        <w:t>́</w:t>
-      </w:r>
-      <w:r>
-        <w:rPr>
-          <w:rFonts w:ascii="Times New Roman" w:hAnsi="Times New Roman"/>
-          <w:b/>
-          <w:color w:val="000000"/>
-          <w:sz w:val="24"/>
-          <w:szCs w:val="24"/>
-        </w:rPr>
-        <w:t>ло пе</w:t>
-      </w:r>
-      <w:r>
-        <w:rPr>
-          <w:rFonts w:ascii="Times New Roman" w:hAnsi="Times New Roman"/>
-          <w:sz w:val="24"/>
-          <w:szCs w:val="24"/>
-        </w:rPr>
-        <w:t>́</w:t>
-      </w:r>
-      <w:r>
-        <w:rPr>
-          <w:rFonts w:ascii="Times New Roman" w:hAnsi="Times New Roman"/>
-          <w:b/>
-          <w:color w:val="000000"/>
-          <w:sz w:val="24"/>
-          <w:szCs w:val="24"/>
-        </w:rPr>
-        <w:t>ред Тобо</w:t>
-      </w:r>
-      <w:r>
-        <w:rPr>
-          <w:rFonts w:ascii="Times New Roman" w:hAnsi="Times New Roman"/>
-          <w:sz w:val="24"/>
-          <w:szCs w:val="24"/>
-        </w:rPr>
-        <w:t>́</w:t>
-      </w:r>
-      <w:r>
-        <w:rPr>
-          <w:rFonts w:ascii="Times New Roman" w:hAnsi="Times New Roman"/>
-          <w:b/>
-          <w:color w:val="000000"/>
-          <w:sz w:val="24"/>
-          <w:szCs w:val="24"/>
-        </w:rPr>
-        <w:t>ю;* підно</w:t>
-      </w:r>
-      <w:r>
-        <w:rPr>
-          <w:rFonts w:ascii="Times New Roman" w:hAnsi="Times New Roman"/>
-          <w:sz w:val="24"/>
-          <w:szCs w:val="24"/>
-        </w:rPr>
-        <w:t>́</w:t>
-      </w:r>
-      <w:r>
-        <w:rPr>
-          <w:rFonts w:ascii="Times New Roman" w:hAnsi="Times New Roman"/>
-          <w:b/>
-          <w:color w:val="000000"/>
-          <w:sz w:val="24"/>
-          <w:szCs w:val="24"/>
-        </w:rPr>
-        <w:t>шення рук мої</w:t>
-      </w:r>
-      <w:r>
-        <w:rPr>
-          <w:rFonts w:ascii="Times New Roman" w:hAnsi="Times New Roman"/>
-          <w:sz w:val="24"/>
-          <w:szCs w:val="24"/>
-        </w:rPr>
-        <w:t>́</w:t>
-      </w:r>
-      <w:r>
-        <w:rPr>
-          <w:rFonts w:ascii="Times New Roman" w:hAnsi="Times New Roman"/>
-          <w:b/>
-          <w:color w:val="000000"/>
-          <w:sz w:val="24"/>
-          <w:szCs w:val="24"/>
-        </w:rPr>
-        <w:t>х,* як же</w:t>
-      </w:r>
-      <w:r>
-        <w:rPr>
-          <w:rFonts w:ascii="Times New Roman" w:hAnsi="Times New Roman"/>
-          <w:sz w:val="24"/>
-          <w:szCs w:val="24"/>
-        </w:rPr>
-        <w:t>́</w:t>
-      </w:r>
-      <w:r>
-        <w:rPr>
-          <w:rFonts w:ascii="Times New Roman" w:hAnsi="Times New Roman"/>
-          <w:b/>
-          <w:color w:val="000000"/>
-          <w:sz w:val="24"/>
-          <w:szCs w:val="24"/>
-        </w:rPr>
-        <w:t>ртва вечі</w:t>
-      </w:r>
-      <w:r>
-        <w:rPr>
-          <w:rFonts w:ascii="Times New Roman" w:hAnsi="Times New Roman"/>
-          <w:sz w:val="24"/>
-          <w:szCs w:val="24"/>
-        </w:rPr>
-        <w:t>́</w:t>
-      </w:r>
-      <w:r>
-        <w:rPr>
-          <w:rFonts w:ascii="Times New Roman" w:hAnsi="Times New Roman"/>
-          <w:b/>
-          <w:color w:val="000000"/>
-          <w:sz w:val="24"/>
-          <w:szCs w:val="24"/>
-        </w:rPr>
-        <w:t>рня.* Ви</w:t>
-      </w:r>
-      <w:r>
-        <w:rPr>
-          <w:rFonts w:ascii="Times New Roman" w:hAnsi="Times New Roman"/>
-          <w:sz w:val="24"/>
-          <w:szCs w:val="24"/>
-        </w:rPr>
-        <w:t>́</w:t>
-      </w:r>
-      <w:r>
-        <w:rPr>
-          <w:rFonts w:ascii="Times New Roman" w:hAnsi="Times New Roman"/>
-          <w:b/>
-          <w:color w:val="000000"/>
-          <w:sz w:val="24"/>
-          <w:szCs w:val="24"/>
-        </w:rPr>
-        <w:t>слухай мене</w:t>
-      </w:r>
-      <w:r>
-        <w:rPr>
-          <w:rFonts w:ascii="Times New Roman" w:hAnsi="Times New Roman"/>
-          <w:sz w:val="24"/>
-          <w:szCs w:val="24"/>
-        </w:rPr>
-        <w:t>́</w:t>
-      </w:r>
-      <w:r>
-        <w:rPr>
-          <w:rFonts w:ascii="Times New Roman" w:hAnsi="Times New Roman"/>
-          <w:b/>
-          <w:color w:val="000000"/>
-          <w:sz w:val="24"/>
-          <w:szCs w:val="24"/>
-        </w:rPr>
-        <w:t>, Го</w:t>
-      </w:r>
-      <w:r>
-        <w:rPr>
-          <w:rFonts w:ascii="Times New Roman" w:hAnsi="Times New Roman"/>
-          <w:sz w:val="24"/>
-          <w:szCs w:val="24"/>
-        </w:rPr>
-        <w:t>́</w:t>
-      </w:r>
-      <w:r>
-        <w:rPr>
-          <w:rFonts w:ascii="Times New Roman" w:hAnsi="Times New Roman"/>
-          <w:b/>
-          <w:color w:val="000000"/>
-          <w:sz w:val="24"/>
-          <w:szCs w:val="24"/>
         </w:rPr>
         <w:t>споди.</w:t>
       </w:r>

--- a/flow/20230914_vu_template/drafts/2024-11-u/28-ЧТ-Стефана.docx
+++ b/flow/20230914_vu_template/drafts/2024-11-u/28-ЧТ-Стефана.docx
@@ -1886,9 +1886,8 @@
         <w:rPr>
           <w:rFonts w:ascii="Times New Roman" w:hAnsi="Times New Roman"/>
           <w:i/>
-          <w:color w:val="FF0000"/>
-          <w:sz w:val="24"/>
-          <w:szCs w:val="24"/>
+          <w:color w:val="FF4400"/>
+          <w:sz w:val="24"/>
         </w:rPr>
         <w:t>Священник:</w:t>
       </w:r>
@@ -1896,17 +1895,8 @@
         <w:rPr>
           <w:rFonts w:ascii="Times New Roman" w:hAnsi="Times New Roman"/>
           <w:sz w:val="24"/>
-          <w:szCs w:val="24"/>
-        </w:rPr>
-        <w:t xml:space="preserve"> Бо Твоє є царство, і сила, і слава, Отця, і Сина, і Святого Духа, нині, і повсякчас, і на віки віків</w:t>
-      </w:r>
-      <w:r>
-        <w:rPr>
-          <w:rFonts w:ascii="Times New Roman" w:hAnsi="Times New Roman"/>
-          <w:sz w:val="24"/>
-          <w:szCs w:val="24"/>
-        </w:rPr>
-        <w:t>.</w:t>
+        </w:rPr>
+        <w:t xml:space="preserve"> Бо Твоє є царство, і сила, і слава, Отця, і Сина, і Святого Духа, нині, і повсякчас, і на віки віків.</w:t>
       </w:r>
     </w:p>
     <w:p>
@@ -10012,7 +10002,6 @@
           <w:i/>
           <w:color w:val="FF4400"/>
           <w:sz w:val="24"/>
-          <w:szCs w:val="24"/>
         </w:rPr>
         <w:t>Священник:</w:t>
       </w:r>
@@ -10020,7 +10009,6 @@
         <w:rPr>
           <w:rFonts w:ascii="Times New Roman" w:hAnsi="Times New Roman"/>
           <w:sz w:val="24"/>
-          <w:szCs w:val="24"/>
         </w:rPr>
         <w:t xml:space="preserve"> Бо Тобі належить усяка слава, честь і поклоніння, Отцю, і Сину, і Святому Духові, нині, і повсякчас, і на віки віків.</w:t>
       </w:r>
@@ -21935,9 +21923,8 @@
         <w:rPr>
           <w:rFonts w:ascii="Times New Roman" w:hAnsi="Times New Roman"/>
           <w:i/>
-          <w:color w:val="FF0000"/>
-          <w:sz w:val="24"/>
-          <w:szCs w:val="24"/>
+          <w:color w:val="FF4400"/>
+          <w:sz w:val="24"/>
         </w:rPr>
         <w:t>Священник:</w:t>
       </w:r>
@@ -21945,7 +21932,6 @@
         <w:rPr>
           <w:rFonts w:ascii="Times New Roman" w:hAnsi="Times New Roman"/>
           <w:sz w:val="24"/>
-          <w:szCs w:val="24"/>
         </w:rPr>
         <w:t xml:space="preserve"> Бо Твоє є царство, і сила, і слава, Отця, і Сина, і Святого Духа, нині, і повсякчас, і на віки віків.</w:t>
       </w:r>
@@ -22517,17 +22503,15 @@
           <w:i/>
           <w:color w:val="FF4400"/>
           <w:sz w:val="24"/>
-          <w:szCs w:val="24"/>
-        </w:rPr>
-        <w:t xml:space="preserve">Священник: </w:t>
-      </w:r>
-      <w:r>
-        <w:rPr>
-          <w:rFonts w:ascii="Times New Roman" w:hAnsi="Times New Roman"/>
-          <w:sz w:val="24"/>
-          <w:szCs w:val="24"/>
-        </w:rPr>
-        <w:t>Бо милостивий і людинолюбний Бог єси, і Тобі славу возсилаємо, Отцю, і Сину, і Святому Духові, нині, і повсякчас, і на віки віків.</w:t>
+        </w:rPr>
+        <w:t>Священник:</w:t>
+      </w:r>
+      <w:r>
+        <w:rPr>
+          <w:rFonts w:ascii="Times New Roman" w:hAnsi="Times New Roman"/>
+          <w:sz w:val="24"/>
+        </w:rPr>
+        <w:t xml:space="preserve"> Бо милостивий і людинолюбний Бог єси, і Тобі славу возсилаємо, Отцю, і Сину, і Святому Духові, нині, і повсякчас, і на віки віків.</w:t>
       </w:r>
     </w:p>
     <w:p>
@@ -22648,19 +22632,47 @@
         <w:rPr>
           <w:rFonts w:ascii="Times New Roman" w:hAnsi="Times New Roman"/>
           <w:i/>
+          <w:color w:val="FF4400"/>
+          <w:sz w:val="24"/>
+        </w:rPr>
+        <w:t>Священник:</w:t>
+      </w:r>
+      <w:r>
+        <w:rPr>
+          <w:rFonts w:ascii="Times New Roman" w:hAnsi="Times New Roman"/>
+          <w:sz w:val="24"/>
+        </w:rPr>
+        <w:t xml:space="preserve"> Сла́ва Тобі́, Хри́сте Бо́же, упова́ння на́ше, сла́ва Тобі́!</w:t>
+      </w:r>
+    </w:p>
+    <w:p>
+      <w:pPr>
+        <w:pStyle w:val="Normal"/>
+        <w:spacing w:after="120"/>
+      </w:pPr>
+      <w:r>
+        <w:rPr>
+          <w:rFonts w:ascii="Times New Roman" w:hAnsi="Times New Roman"/>
+          <w:i/>
           <w:color w:val="FF0000"/>
           <w:sz w:val="24"/>
         </w:rPr>
-        <w:t>Священ</w:t>
-      </w:r>
-      <w:r>
-        <w:rPr>
-          <w:rFonts w:ascii="Times New Roman" w:hAnsi="Times New Roman"/>
-          <w:i/>
+        <w:t>Вірні:</w:t>
+      </w:r>
+      <w:r>
+        <w:rPr>
+          <w:rFonts w:ascii="Times New Roman" w:hAnsi="Times New Roman"/>
           <w:color w:val="FF0000"/>
           <w:sz w:val="24"/>
         </w:rPr>
-        <w:t>н</w:t>
+        <w:t xml:space="preserve"> </w:t>
+      </w:r>
+      <w:r>
+        <w:rPr>
+          <w:rFonts w:ascii="Times New Roman" w:hAnsi="Times New Roman"/>
+          <w:sz w:val="24"/>
+        </w:rPr>
+        <w:t xml:space="preserve">Сла́ва Отцю́, і Си́ну, і Свято́му Ду́хові, і ни́ні, і повсякча́с, і на ві́ки вікі́в. Амі́нь. Го́споди, поми́луй. </w:t>
       </w:r>
       <w:r>
         <w:rPr>
@@ -22669,60 +22681,6 @@
           <w:color w:val="FF0000"/>
           <w:sz w:val="24"/>
         </w:rPr>
-        <w:t>ик:</w:t>
-      </w:r>
-      <w:r>
-        <w:rPr>
-          <w:rFonts w:ascii="Times New Roman" w:hAnsi="Times New Roman"/>
-          <w:color w:val="FF0000"/>
-          <w:sz w:val="24"/>
-        </w:rPr>
-        <w:t xml:space="preserve"> </w:t>
-      </w:r>
-      <w:r>
-        <w:rPr>
-          <w:rFonts w:ascii="Times New Roman" w:hAnsi="Times New Roman"/>
-          <w:sz w:val="24"/>
-        </w:rPr>
-        <w:t>Сла́ва Тобі́, Хри́сте Бо́же, упова́ння на́ше, сла́ва Тобі́!</w:t>
-      </w:r>
-    </w:p>
-    <w:p>
-      <w:pPr>
-        <w:pStyle w:val="Normal"/>
-        <w:spacing w:after="120"/>
-      </w:pPr>
-      <w:r>
-        <w:rPr>
-          <w:rFonts w:ascii="Times New Roman" w:hAnsi="Times New Roman"/>
-          <w:i/>
-          <w:color w:val="FF0000"/>
-          <w:sz w:val="24"/>
-        </w:rPr>
-        <w:t>Вірні:</w:t>
-      </w:r>
-      <w:r>
-        <w:rPr>
-          <w:rFonts w:ascii="Times New Roman" w:hAnsi="Times New Roman"/>
-          <w:color w:val="FF0000"/>
-          <w:sz w:val="24"/>
-        </w:rPr>
-        <w:t xml:space="preserve"> </w:t>
-      </w:r>
-      <w:r>
-        <w:rPr>
-          <w:rFonts w:ascii="Times New Roman" w:hAnsi="Times New Roman"/>
-          <w:sz w:val="24"/>
-        </w:rPr>
-        <w:t xml:space="preserve">Сла́ва Отцю́, і Си́ну, і Свято́му Ду́хові, і ни́ні, і повсякча́с, і на ві́ки вікі́в. Амі́нь. Го́споди, поми́луй. </w:t>
-      </w:r>
-      <w:r>
-        <w:rPr>
-          <w:rFonts w:ascii="Times New Roman" w:hAnsi="Times New Roman"/>
-          <w:i/>
-          <w:color w:val="FF0000"/>
-          <w:sz w:val="24"/>
-        </w:rPr>
         <w:t>(3 р.)</w:t>
       </w:r>
       <w:r>
@@ -22736,83 +22694,38 @@
     <w:p>
       <w:pPr>
         <w:spacing w:after="120"/>
-        <w:jc w:val="both"/>
-        <w:rPr>
-          <w:rFonts w:ascii="Times New Roman" w:hAnsi="Times New Roman"/>
-          <w:sz w:val="24"/>
-          <w:szCs w:val="24"/>
-        </w:rPr>
-      </w:pPr>
-      <w:r>
-        <w:rPr>
-          <w:rFonts w:ascii="Times New Roman" w:hAnsi="Times New Roman"/>
-          <w:i/>
-          <w:color w:val="FF0000"/>
-          <w:sz w:val="24"/>
-          <w:szCs w:val="24"/>
-        </w:rPr>
-        <w:t>Священик:</w:t>
-      </w:r>
-      <w:r>
-        <w:rPr>
-          <w:rFonts w:ascii="Times New Roman" w:hAnsi="Times New Roman"/>
-          <w:color w:val="FF0000"/>
-          <w:sz w:val="24"/>
-          <w:szCs w:val="24"/>
-        </w:rPr>
-        <w:t xml:space="preserve"> </w:t>
-      </w:r>
-      <w:r>
-        <w:rPr>
-          <w:rFonts w:ascii="Times New Roman" w:hAnsi="Times New Roman"/>
-          <w:sz w:val="24"/>
-          <w:szCs w:val="24"/>
-        </w:rPr>
-        <w:t xml:space="preserve">Христос, істинний Бог наш, молитвами пречистої своєї Матері, святих, славних і всехвальних апостолів, святого отця нашого Миколая, архиєпископа Мирлікійського, </w:t>
-      </w:r>
-      <w:r>
-        <w:rPr>
-          <w:rFonts w:ascii="Times New Roman" w:hAnsi="Times New Roman"/>
-          <w:sz w:val="24"/>
-          <w:szCs w:val="24"/>
-        </w:rPr>
-        <w:lastRenderedPageBreak/>
-        <w:t>чудотворця, і святого (</w:t>
-      </w:r>
-      <w:r>
-        <w:rPr>
-          <w:rFonts w:ascii="Times New Roman" w:hAnsi="Times New Roman"/>
-          <w:i/>
-          <w:color w:val="FF0000"/>
-          <w:sz w:val="24"/>
-          <w:szCs w:val="24"/>
-        </w:rPr>
-        <w:t>ім'я, якого є храм</w:t>
-      </w:r>
-      <w:r>
-        <w:rPr>
-          <w:rFonts w:ascii="Times New Roman" w:hAnsi="Times New Roman"/>
-          <w:sz w:val="24"/>
-          <w:szCs w:val="24"/>
-        </w:rPr>
-        <w:t xml:space="preserve">), і святого преподобномучника </w:t>
-      </w:r>
-      <w:r>
-        <w:rPr>
-          <w:rFonts w:ascii="Times New Roman" w:hAnsi="Times New Roman"/>
-          <w:color w:val="000000"/>
-          <w:sz w:val="24"/>
-          <w:szCs w:val="24"/>
-        </w:rPr>
-        <w:t>Стефана Нового, і святого мученика Іринарха</w:t>
-      </w:r>
-      <w:r>
-        <w:rPr>
-          <w:rFonts w:ascii="Times New Roman" w:hAnsi="Times New Roman"/>
-          <w:sz w:val="24"/>
-          <w:szCs w:val="24"/>
-        </w:rPr>
-        <w:t>, і всіх святих, помилує і спасе нас, як благий і людинолюбний.</w:t>
+      </w:pPr>
+      <w:r>
+        <w:rPr>
+          <w:rFonts w:ascii="Times New Roman" w:hAnsi="Times New Roman"/>
+          <w:i/>
+          <w:color w:val="FF4400"/>
+          <w:sz w:val="24"/>
+        </w:rPr>
+        <w:t>Священник:</w:t>
+      </w:r>
+      <w:r>
+        <w:rPr>
+          <w:rFonts w:ascii="Times New Roman" w:hAnsi="Times New Roman"/>
+          <w:sz w:val="24"/>
+        </w:rPr>
+        <w:t xml:space="preserve"> Христос, істинний Бог наш - молитвами пречистої Своєї Матері, святих славних і всехвальних апостолів, святого отця нашого Миколая, архиєпископа Мир Ликійських, чудотворця, і святого, </w:t>
+      </w:r>
+      <w:r>
+        <w:rPr>
+          <w:rFonts w:ascii="Times New Roman" w:hAnsi="Times New Roman"/>
+          <w:i/>
+          <w:color w:val="FF4400"/>
+          <w:sz w:val="24"/>
+        </w:rPr>
+        <w:t>якого є храм</w:t>
+      </w:r>
+      <w:r>
+        <w:rPr>
+          <w:rFonts w:ascii="Times New Roman" w:hAnsi="Times New Roman"/>
+          <w:sz w:val="24"/>
+        </w:rPr>
+        <w:t>, і преподобномученика Стефана Нового, святого мученика Іринарха, і всіх святих - помилує і спасе нас як благий і людинолюбний.</w:t>
       </w:r>
     </w:p>
     <w:p>
@@ -27006,7 +26919,6 @@
           <w:i/>
           <w:color w:val="FF4400"/>
           <w:sz w:val="24"/>
-          <w:szCs w:val="24"/>
         </w:rPr>
         <w:t>Священник:</w:t>
       </w:r>
@@ -27014,7 +26926,6 @@
         <w:rPr>
           <w:rFonts w:ascii="Times New Roman" w:hAnsi="Times New Roman"/>
           <w:sz w:val="24"/>
-          <w:szCs w:val="24"/>
         </w:rPr>
         <w:t xml:space="preserve"> Бо Тобі належить усяка слава, честь і поклоніння, Отцю, і Сину, і Святому Духові, нині, і повсякчас, і на віки віків.</w:t>
       </w:r>
@@ -27704,27 +27615,15 @@
           <w:i/>
           <w:color w:val="FF4400"/>
           <w:sz w:val="24"/>
-          <w:szCs w:val="24"/>
         </w:rPr>
         <w:t>Священник:</w:t>
       </w:r>
       <w:r>
         <w:rPr>
           <w:rFonts w:ascii="Times New Roman" w:hAnsi="Times New Roman"/>
-          <w:color w:val="000000"/>
-          <w:sz w:val="24"/>
-          <w:szCs w:val="24"/>
-        </w:rPr>
-        <w:t xml:space="preserve"> Бо Твоя є влада і Твоє є царство, і сила, і слава, Отця, і Сина, і </w:t>
-      </w:r>
-      <w:r>
-        <w:rPr>
-          <w:rFonts w:ascii="Times New Roman" w:hAnsi="Times New Roman"/>
-          <w:color w:val="000000"/>
-          <w:sz w:val="24"/>
-          <w:szCs w:val="24"/>
-        </w:rPr>
-        <w:t>Святого Духа, нині, і повсякчас, і на віки віків.</w:t>
+          <w:sz w:val="24"/>
+        </w:rPr>
+        <w:t xml:space="preserve"> Бо Твоя є влада і Твоє є царство, і сила, і слава, Отця, і Сина, і Святого Духа, нині, і повсякчас, і на віки віків.</w:t>
       </w:r>
     </w:p>
     <w:p>
@@ -28098,16 +27997,13 @@
           <w:i/>
           <w:color w:val="FF4400"/>
           <w:sz w:val="24"/>
-          <w:szCs w:val="24"/>
         </w:rPr>
         <w:t>Священник:</w:t>
       </w:r>
       <w:r>
         <w:rPr>
           <w:rFonts w:ascii="Times New Roman" w:hAnsi="Times New Roman"/>
-          <w:color w:val="000000"/>
-          <w:sz w:val="24"/>
-          <w:szCs w:val="24"/>
+          <w:sz w:val="24"/>
         </w:rPr>
         <w:t xml:space="preserve"> Бо Ти благий і людинолюбний Бог – і Тобі славу возсилаємо, Отцю, і Сину, і Святому Духові, нині, і повсякчас, і на віки віків.</w:t>
       </w:r>
@@ -29664,28 +29560,17 @@
         <w:rPr>
           <w:rFonts w:ascii="Times New Roman" w:hAnsi="Times New Roman"/>
           <w:i/>
-          <w:color w:val="FF0000"/>
-          <w:sz w:val="24"/>
-          <w:szCs w:val="24"/>
-        </w:rPr>
-        <w:t xml:space="preserve">Священник: </w:t>
-      </w:r>
-      <w:r>
-        <w:rPr>
-          <w:rFonts w:ascii="Times New Roman" w:hAnsi="Times New Roman"/>
-          <w:color w:val="000000"/>
-          <w:sz w:val="24"/>
-          <w:szCs w:val="24"/>
-        </w:rPr>
-        <w:t>Бо Ти Бог наш і Тобі славу возсилаємо: Отцю, і Сину, і Святому Духові</w:t>
-      </w:r>
-      <w:r>
-        <w:rPr>
-          <w:rFonts w:ascii="Times New Roman" w:hAnsi="Times New Roman"/>
-          <w:sz w:val="24"/>
-          <w:szCs w:val="24"/>
-        </w:rPr>
-        <w:t>, нині, і повсякчас, і на віки віків.</w:t>
+          <w:color w:val="FF4400"/>
+          <w:sz w:val="24"/>
+        </w:rPr>
+        <w:t>Священник:</w:t>
+      </w:r>
+      <w:r>
+        <w:rPr>
+          <w:rFonts w:ascii="Times New Roman" w:hAnsi="Times New Roman"/>
+          <w:sz w:val="24"/>
+        </w:rPr>
+        <w:t xml:space="preserve"> Бо Ти Бог наш і Тобі славу возсилаємо: Отцю, і Сину, і Святому Духові, нині, і повсякчас, і на віки віків.</w:t>
       </w:r>
     </w:p>
     <w:p>
@@ -30836,28 +30721,17 @@
         <w:rPr>
           <w:rFonts w:ascii="Times New Roman" w:hAnsi="Times New Roman"/>
           <w:i/>
-          <w:color w:val="FF0000"/>
-          <w:sz w:val="24"/>
-          <w:szCs w:val="24"/>
-        </w:rPr>
-        <w:t xml:space="preserve">Священник: </w:t>
-      </w:r>
-      <w:r>
-        <w:rPr>
-          <w:rFonts w:ascii="Times New Roman" w:hAnsi="Times New Roman"/>
-          <w:color w:val="000000"/>
-          <w:sz w:val="24"/>
-          <w:szCs w:val="24"/>
-        </w:rPr>
-        <w:t>Бо Ти цар миру і Спас душ наших – і Тобі славу возсилаємо, Отцю, і Сину, і Святому Духові</w:t>
-      </w:r>
-      <w:r>
-        <w:rPr>
-          <w:rFonts w:ascii="Times New Roman" w:hAnsi="Times New Roman"/>
-          <w:sz w:val="24"/>
-          <w:szCs w:val="24"/>
-        </w:rPr>
-        <w:t>, нині, і повсякчас, і на віки віків.</w:t>
+          <w:color w:val="FF4400"/>
+          <w:sz w:val="24"/>
+        </w:rPr>
+        <w:t>Священник:</w:t>
+      </w:r>
+      <w:r>
+        <w:rPr>
+          <w:rFonts w:ascii="Times New Roman" w:hAnsi="Times New Roman"/>
+          <w:sz w:val="24"/>
+        </w:rPr>
+        <w:t xml:space="preserve"> Бо Ти цар миру і Спас душ наших – і Тобі славу возсилаємо, Отцю, і Сину, і Святому Духові, нині, і повсякчас, і на віки віків.</w:t>
       </w:r>
     </w:p>
     <w:p>
@@ -31811,7 +31685,7 @@
           <w:sz w:val="24"/>
           <w:szCs w:val="24"/>
         </w:rPr>
-        <w:t>Ісає, ликуй!* Діва зачала в лоні й породила Сина Еммануїла, Бога й людинаа,* а Схід – ім'я йому.* Його величаючи, Діву прославляємо.</w:t>
+        <w:t>Ісає, ликуй!* Діва зачала в лоні й породила Сина Еммануїла, Бога й чоловіка,* а Схід – ім'я йому.* Його величаючи, Діву прославляємо.</w:t>
       </w:r>
     </w:p>
     <w:p>
@@ -34536,18 +34410,15 @@
           <w:i/>
           <w:color w:val="FF4400"/>
           <w:sz w:val="24"/>
-          <w:szCs w:val="24"/>
-        </w:rPr>
-        <w:t xml:space="preserve">Священник: </w:t>
-      </w:r>
-      <w:r>
-        <w:rPr>
-          <w:rFonts w:ascii="Times New Roman" w:hAnsi="Times New Roman"/>
-          <w:color w:val="000000"/>
-          <w:sz w:val="24"/>
-          <w:szCs w:val="24"/>
-        </w:rPr>
-        <w:t>Бо до Тебе належить милувати і спасати нас, Боже наш, і Тобі славу возсилаємо, Отцю, і Сину, і Святому Духові, нині, і повсякчас, і на віки віків.</w:t>
+        </w:rPr>
+        <w:t>Священник:</w:t>
+      </w:r>
+      <w:r>
+        <w:rPr>
+          <w:rFonts w:ascii="Times New Roman" w:hAnsi="Times New Roman"/>
+          <w:sz w:val="24"/>
+        </w:rPr>
+        <w:t xml:space="preserve"> Бо до Тебе належить милувати і спасати нас, Боже наш, і Тобі славу возсилаємо, Отцю, і Сину, і Святому Духові, нині, і повсякчас, і на віки віків.</w:t>
       </w:r>
     </w:p>
     <w:p>
@@ -36615,9 +36486,8 @@
         <w:rPr>
           <w:rFonts w:ascii="Times New Roman" w:hAnsi="Times New Roman"/>
           <w:i/>
-          <w:color w:val="FF0000"/>
-          <w:sz w:val="24"/>
-          <w:szCs w:val="24"/>
+          <w:color w:val="FF4400"/>
+          <w:sz w:val="24"/>
         </w:rPr>
         <w:t>Священник:</w:t>
       </w:r>
@@ -36625,17 +36495,8 @@
         <w:rPr>
           <w:rFonts w:ascii="Times New Roman" w:hAnsi="Times New Roman"/>
           <w:sz w:val="24"/>
-          <w:szCs w:val="24"/>
-        </w:rPr>
-        <w:t xml:space="preserve"> Бо Твоє є царство, і сила, і слава, Отця, і Сина, і Свя</w:t>
-      </w:r>
-      <w:r>
-        <w:rPr>
-          <w:rFonts w:ascii="Times New Roman" w:hAnsi="Times New Roman"/>
-          <w:sz w:val="24"/>
-          <w:szCs w:val="24"/>
-        </w:rPr>
-        <w:t>того Духа, нині, і повсякчас, і на віки віків.</w:t>
+        </w:rPr>
+        <w:t xml:space="preserve"> Бо Твоє є царство, і сила, і слава, Отця, і Сина, і Святого Духа, нині, і повсякчас, і на віки віків.</w:t>
       </w:r>
     </w:p>
     <w:p>
@@ -37193,25 +37054,15 @@
           <w:i/>
           <w:color w:val="FF4400"/>
           <w:sz w:val="24"/>
-          <w:szCs w:val="24"/>
-        </w:rPr>
-        <w:t xml:space="preserve">Священник: </w:t>
-      </w:r>
-      <w:r>
-        <w:rPr>
-          <w:rFonts w:ascii="Times New Roman" w:hAnsi="Times New Roman"/>
-          <w:sz w:val="24"/>
-          <w:szCs w:val="24"/>
-        </w:rPr>
-        <w:t>Бо милостивий і людинолюбний Бог єси, і Тобі славу возсилаємо, Отцю, і Сину, і Св</w:t>
-      </w:r>
-      <w:r>
-        <w:rPr>
-          <w:rFonts w:ascii="Times New Roman" w:hAnsi="Times New Roman"/>
-          <w:sz w:val="24"/>
-          <w:szCs w:val="24"/>
-        </w:rPr>
-        <w:t>ятому Духові, нині, і повсякчас, і на віки віків.</w:t>
+        </w:rPr>
+        <w:t>Священник:</w:t>
+      </w:r>
+      <w:r>
+        <w:rPr>
+          <w:rFonts w:ascii="Times New Roman" w:hAnsi="Times New Roman"/>
+          <w:sz w:val="24"/>
+        </w:rPr>
+        <w:t xml:space="preserve"> Бо милостивий і людинолюбний Бог єси, і Тобі славу возсилаємо, Отцю, і Сину, і Святому Духові, нині, і повсякчас, і на віки віків.</w:t>
       </w:r>
     </w:p>
     <w:p>
@@ -37332,19 +37183,47 @@
         <w:rPr>
           <w:rFonts w:ascii="Times New Roman" w:hAnsi="Times New Roman"/>
           <w:i/>
+          <w:color w:val="FF4400"/>
+          <w:sz w:val="24"/>
+        </w:rPr>
+        <w:t>Священник:</w:t>
+      </w:r>
+      <w:r>
+        <w:rPr>
+          <w:rFonts w:ascii="Times New Roman" w:hAnsi="Times New Roman"/>
+          <w:sz w:val="24"/>
+        </w:rPr>
+        <w:t xml:space="preserve"> Сла́ва Тобі́, Хри́сте Бо́же, упова́ння на́ше, сла́ва Тобі́!</w:t>
+      </w:r>
+    </w:p>
+    <w:p>
+      <w:pPr>
+        <w:pStyle w:val="Normal"/>
+        <w:spacing w:after="120"/>
+      </w:pPr>
+      <w:r>
+        <w:rPr>
+          <w:rFonts w:ascii="Times New Roman" w:hAnsi="Times New Roman"/>
+          <w:i/>
           <w:color w:val="FF0000"/>
           <w:sz w:val="24"/>
         </w:rPr>
-        <w:t>Священ</w:t>
-      </w:r>
-      <w:r>
-        <w:rPr>
-          <w:rFonts w:ascii="Times New Roman" w:hAnsi="Times New Roman"/>
-          <w:i/>
+        <w:t>Вірні:</w:t>
+      </w:r>
+      <w:r>
+        <w:rPr>
+          <w:rFonts w:ascii="Times New Roman" w:hAnsi="Times New Roman"/>
           <w:color w:val="FF0000"/>
           <w:sz w:val="24"/>
         </w:rPr>
-        <w:t>н</w:t>
+        <w:t xml:space="preserve"> </w:t>
+      </w:r>
+      <w:r>
+        <w:rPr>
+          <w:rFonts w:ascii="Times New Roman" w:hAnsi="Times New Roman"/>
+          <w:sz w:val="24"/>
+        </w:rPr>
+        <w:t xml:space="preserve">Сла́ва Отцю́, і Си́ну, і Свято́му Ду́хові, і ни́ні, і повсякча́с, і на ві́ки вікі́в. Амі́нь. Го́споди, поми́луй. </w:t>
       </w:r>
       <w:r>
         <w:rPr>
@@ -37353,60 +37232,6 @@
           <w:color w:val="FF0000"/>
           <w:sz w:val="24"/>
         </w:rPr>
-        <w:t>ик:</w:t>
-      </w:r>
-      <w:r>
-        <w:rPr>
-          <w:rFonts w:ascii="Times New Roman" w:hAnsi="Times New Roman"/>
-          <w:color w:val="FF0000"/>
-          <w:sz w:val="24"/>
-        </w:rPr>
-        <w:t xml:space="preserve"> </w:t>
-      </w:r>
-      <w:r>
-        <w:rPr>
-          <w:rFonts w:ascii="Times New Roman" w:hAnsi="Times New Roman"/>
-          <w:sz w:val="24"/>
-        </w:rPr>
-        <w:t>Сла́ва Тобі́, Хри́сте Бо́же, упова́ння на́ше, сла́ва Тобі́!</w:t>
-      </w:r>
-    </w:p>
-    <w:p>
-      <w:pPr>
-        <w:pStyle w:val="Normal"/>
-        <w:spacing w:after="120"/>
-      </w:pPr>
-      <w:r>
-        <w:rPr>
-          <w:rFonts w:ascii="Times New Roman" w:hAnsi="Times New Roman"/>
-          <w:i/>
-          <w:color w:val="FF0000"/>
-          <w:sz w:val="24"/>
-        </w:rPr>
-        <w:t>Вірні:</w:t>
-      </w:r>
-      <w:r>
-        <w:rPr>
-          <w:rFonts w:ascii="Times New Roman" w:hAnsi="Times New Roman"/>
-          <w:color w:val="FF0000"/>
-          <w:sz w:val="24"/>
-        </w:rPr>
-        <w:t xml:space="preserve"> </w:t>
-      </w:r>
-      <w:r>
-        <w:rPr>
-          <w:rFonts w:ascii="Times New Roman" w:hAnsi="Times New Roman"/>
-          <w:sz w:val="24"/>
-        </w:rPr>
-        <w:t xml:space="preserve">Сла́ва Отцю́, і Си́ну, і Свято́му Ду́хові, і ни́ні, і повсякча́с, і на ві́ки вікі́в. Амі́нь. Го́споди, поми́луй. </w:t>
-      </w:r>
-      <w:r>
-        <w:rPr>
-          <w:rFonts w:ascii="Times New Roman" w:hAnsi="Times New Roman"/>
-          <w:i/>
-          <w:color w:val="FF0000"/>
-          <w:sz w:val="24"/>
-        </w:rPr>
         <w:t>(3 р.)</w:t>
       </w:r>
       <w:r>
@@ -37420,84 +37245,38 @@
     <w:p>
       <w:pPr>
         <w:spacing w:after="120"/>
-        <w:jc w:val="both"/>
-        <w:rPr>
-          <w:rFonts w:ascii="Times New Roman" w:hAnsi="Times New Roman"/>
-          <w:sz w:val="24"/>
-          <w:szCs w:val="24"/>
-        </w:rPr>
-      </w:pPr>
-      <w:r>
-        <w:rPr>
-          <w:rFonts w:ascii="Times New Roman" w:hAnsi="Times New Roman"/>
-          <w:i/>
-          <w:color w:val="FF0000"/>
-          <w:sz w:val="24"/>
-          <w:szCs w:val="24"/>
-        </w:rPr>
-        <w:lastRenderedPageBreak/>
-        <w:t>Священик:</w:t>
-      </w:r>
-      <w:r>
-        <w:rPr>
-          <w:rFonts w:ascii="Times New Roman" w:hAnsi="Times New Roman"/>
-          <w:color w:val="FF0000"/>
-          <w:sz w:val="24"/>
-          <w:szCs w:val="24"/>
-        </w:rPr>
-        <w:t xml:space="preserve"> </w:t>
-      </w:r>
-      <w:r>
-        <w:rPr>
-          <w:rFonts w:ascii="Times New Roman" w:hAnsi="Times New Roman"/>
-          <w:sz w:val="24"/>
-          <w:szCs w:val="24"/>
-        </w:rPr>
-        <w:t>Христос, істинний Бог наш, молитвами пречистої своєї Матері, святих, славних і всехвальних апостолів, святого отця нашого Миколая, архиєпископа Мирлікійського, чудотворця, і святого (</w:t>
-      </w:r>
-      <w:r>
-        <w:rPr>
-          <w:rFonts w:ascii="Times New Roman" w:hAnsi="Times New Roman"/>
-          <w:i/>
-          <w:color w:val="FF0000"/>
-          <w:sz w:val="24"/>
-          <w:szCs w:val="24"/>
-        </w:rPr>
-        <w:t>ім'я, якого є храм</w:t>
-      </w:r>
-      <w:r>
-        <w:rPr>
-          <w:rFonts w:ascii="Times New Roman" w:hAnsi="Times New Roman"/>
-          <w:sz w:val="24"/>
-          <w:szCs w:val="24"/>
-        </w:rPr>
-        <w:t xml:space="preserve">), і святого преподобномучника </w:t>
-      </w:r>
-      <w:r>
-        <w:rPr>
-          <w:rFonts w:ascii="Times New Roman" w:hAnsi="Times New Roman"/>
-          <w:color w:val="000000"/>
-          <w:sz w:val="24"/>
-          <w:szCs w:val="24"/>
-        </w:rPr>
-        <w:t>Стефана Нового, і святог</w:t>
-      </w:r>
-      <w:r>
-        <w:rPr>
-          <w:rFonts w:ascii="Times New Roman" w:hAnsi="Times New Roman"/>
-          <w:color w:val="000000"/>
-          <w:sz w:val="24"/>
-          <w:szCs w:val="24"/>
-        </w:rPr>
-        <w:t>о мученика Іринарха</w:t>
-      </w:r>
-      <w:r>
-        <w:rPr>
-          <w:rFonts w:ascii="Times New Roman" w:hAnsi="Times New Roman"/>
-          <w:sz w:val="24"/>
-          <w:szCs w:val="24"/>
-        </w:rPr>
-        <w:t>, і всіх святих, помилує і спасе нас, як благий і людинолюбний.</w:t>
+      </w:pPr>
+      <w:r>
+        <w:rPr>
+          <w:rFonts w:ascii="Times New Roman" w:hAnsi="Times New Roman"/>
+          <w:i/>
+          <w:color w:val="FF4400"/>
+          <w:sz w:val="24"/>
+        </w:rPr>
+        <w:t>Священник:</w:t>
+      </w:r>
+      <w:r>
+        <w:rPr>
+          <w:rFonts w:ascii="Times New Roman" w:hAnsi="Times New Roman"/>
+          <w:sz w:val="24"/>
+        </w:rPr>
+        <w:t xml:space="preserve"> Христос, істинний Бог наш - молитвами пречистої Своєї Матері, святих славних і всехвальних апостолів, святого отця нашого Миколая, архиєпископа Мир Ликійських, чудотворця, і святого, </w:t>
+      </w:r>
+      <w:r>
+        <w:rPr>
+          <w:rFonts w:ascii="Times New Roman" w:hAnsi="Times New Roman"/>
+          <w:i/>
+          <w:color w:val="FF4400"/>
+          <w:sz w:val="24"/>
+        </w:rPr>
+        <w:t>якого є храм</w:t>
+      </w:r>
+      <w:r>
+        <w:rPr>
+          <w:rFonts w:ascii="Times New Roman" w:hAnsi="Times New Roman"/>
+          <w:sz w:val="24"/>
+        </w:rPr>
+        <w:t>, і преподобномученика Стефана Нового, святого мученика Іринарха, і всіх святих - помилує і спасе нас як благий і людинолюбний.</w:t>
       </w:r>
     </w:p>
     <w:p>
